--- a/paper/P4_silt_not_storms.docx
+++ b/paper/P4_silt_not_storms.docx
@@ -456,7 +456,7 @@
         <w:t xml:space="preserve"> </w:t>
       </w:r>
       <w:r>
-        <w:t xml:space="preserve">Avoided travel disruption (about US$0.5 million a year) plus avoided building damage (US$17 million, Section 3.8) is about 6.6 times KCCA’s annual road-and-drainage maintenance allocation.</w:t>
+        <w:t xml:space="preserve">Avoided travel disruption (about US$0.5 million a year) plus avoided building damage (US$17 million, Section 4.8) is about 6.6 times KCCA’s annual road-and-drainage maintenance allocation.</w:t>
       </w:r>
       <w:r>
         <w:t xml:space="preserve"> </w:t>
@@ -672,22 +672,40 @@
       </w:r>
     </w:p>
     <w:bookmarkEnd w:id="10"/>
-    <w:bookmarkStart w:id="22" w:name="data-and-methods"/>
+    <w:bookmarkStart w:id="11" w:name="study-area"/>
     <w:p>
       <w:pPr>
         <w:pStyle w:val="Heading1"/>
       </w:pPr>
       <w:r>
-        <w:t xml:space="preserve">2. Data and methods</w:t>
-      </w:r>
-    </w:p>
-    <w:bookmarkStart w:id="11" w:name="roads"/>
+        <w:t xml:space="preserve">2. Study area</w:t>
+      </w:r>
+    </w:p>
+    <w:p>
+      <w:pPr>
+        <w:pStyle w:val="FirstParagraph"/>
+      </w:pPr>
+      <w:r>
+        <w:t xml:space="preserve">Kampala’s road network grew outward along the ridges from the colonial centre and the hilltop institutions (Mengo, Namirembe, Rubaga, Makerere, Kololo), with radial trunk roads to Jinja, Gayaza, Bombo, Hoima, Masaka and Entebbe. Each radial must cross at least one valley floor, and the Northern Bypass runs along the Lubigi valley for much of its length. In the study box, 6,725 km of drivable road crosses the drainage channels 794 times; 636 of these crossings carry the road over a culvert, not a bridge (Fig. cm4). The 220 hospitals in OpenStreetMap range from the national referral hospital at Mulago to small private clinics, and the city centre, within 1 km of the Clock Tower, holds most jobs, markets and the main taxi parks. KCCA maintains the city’s roads and primary drains; the Uganda National Roads Authority maintains the national trunk roads that cross them.</w:t>
+      </w:r>
+    </w:p>
+    <w:bookmarkEnd w:id="11"/>
+    <w:bookmarkStart w:id="23" w:name="data-and-methods"/>
+    <w:p>
+      <w:pPr>
+        <w:pStyle w:val="Heading1"/>
+      </w:pPr>
+      <w:r>
+        <w:t xml:space="preserve">3. Data and methods</w:t>
+      </w:r>
+    </w:p>
+    <w:bookmarkStart w:id="12" w:name="roads"/>
     <w:p>
       <w:pPr>
         <w:pStyle w:val="Heading2"/>
       </w:pPr>
       <w:r>
-        <w:t xml:space="preserve">2.1 Roads</w:t>
+        <w:t xml:space="preserve">3.1 Roads</w:t>
       </w:r>
     </w:p>
     <w:p>
@@ -1019,14 +1037,14 @@
         </w:tc>
       </w:tr>
     </w:tbl>
-    <w:bookmarkEnd w:id="11"/>
-    <w:bookmarkStart w:id="12" w:name="flood-depth-on-roads"/>
+    <w:bookmarkEnd w:id="12"/>
+    <w:bookmarkStart w:id="13" w:name="flood-depth-on-roads"/>
     <w:p>
       <w:pPr>
         <w:pStyle w:val="Heading2"/>
       </w:pPr>
       <w:r>
-        <w:t xml:space="preserve">2.2 Flood depth on roads</w:t>
+        <w:t xml:space="preserve">3.2 Flood depth on roads</w:t>
       </w:r>
     </w:p>
     <w:p>
@@ -1111,14 +1129,22 @@
         <w:t xml:space="preserve">Depth on a road piece = stage above bank − lowest HAND of the piece. A road is impassable at depths of 0.3 m or more. At that depth cars stall, and the depth–disruption function of Pregnolato et al. (2017) reaches zero speed.</w:t>
       </w:r>
     </w:p>
-    <w:bookmarkEnd w:id="12"/>
-    <w:bookmarkStart w:id="13" w:name="four-drivers-16-scenarios"/>
+    <w:bookmarkEnd w:id="13"/>
+    <w:bookmarkStart w:id="14" w:name="four-drivers-16-scenarios"/>
     <w:p>
       <w:pPr>
         <w:pStyle w:val="Heading2"/>
       </w:pPr>
       <w:r>
-        <w:t xml:space="preserve">2.3 Four drivers, 16 scenarios</w:t>
+        <w:t xml:space="preserve">3.3 Four drivers, 16 scenarios</w:t>
+      </w:r>
+    </w:p>
+    <w:p>
+      <w:pPr>
+        <w:pStyle w:val="FirstParagraph"/>
+      </w:pPr>
+      <w:r>
+        <w:t xml:space="preserve">The design is summarised in Fig. fw4.</w:t>
       </w:r>
     </w:p>
     <w:tbl>
@@ -1320,14 +1346,14 @@
         <w:t xml:space="preserve">All 16 combinations were run for six return periods.</w:t>
       </w:r>
     </w:p>
-    <w:bookmarkEnd w:id="13"/>
-    <w:bookmarkStart w:id="14" w:name="network-impacts"/>
+    <w:bookmarkEnd w:id="14"/>
+    <w:bookmarkStart w:id="15" w:name="network-impacts"/>
     <w:p>
       <w:pPr>
         <w:pStyle w:val="Heading2"/>
       </w:pPr>
       <w:r>
-        <w:t xml:space="preserve">2.4 Network impacts</w:t>
+        <w:t xml:space="preserve">3.4 Network impacts</w:t>
       </w:r>
     </w:p>
     <w:p>
@@ -1442,14 +1468,14 @@
         <w:t xml:space="preserve">integrated over annual exceedance probability, with zero at T = 1.</w:t>
       </w:r>
     </w:p>
-    <w:bookmarkEnd w:id="14"/>
-    <w:bookmarkStart w:id="15" w:name="attribution"/>
+    <w:bookmarkEnd w:id="15"/>
+    <w:bookmarkStart w:id="16" w:name="attribution"/>
     <w:p>
       <w:pPr>
         <w:pStyle w:val="Heading2"/>
       </w:pPr>
       <w:r>
-        <w:t xml:space="preserve">2.5 Attribution</w:t>
+        <w:t xml:space="preserve">3.5 Attribution</w:t>
       </w:r>
     </w:p>
     <w:p>
@@ -1504,14 +1530,14 @@
         <w:t xml:space="preserve">all four drivers.</w:t>
       </w:r>
     </w:p>
-    <w:bookmarkEnd w:id="15"/>
-    <w:bookmarkStart w:id="16" w:name="crossings-and-history"/>
+    <w:bookmarkEnd w:id="16"/>
+    <w:bookmarkStart w:id="17" w:name="crossings-and-history"/>
     <w:p>
       <w:pPr>
         <w:pStyle w:val="Heading2"/>
       </w:pPr>
       <w:r>
-        <w:t xml:space="preserve">2.6 Crossings and history</w:t>
+        <w:t xml:space="preserve">3.6 Crossings and history</w:t>
       </w:r>
     </w:p>
     <w:p>
@@ -1550,14 +1576,14 @@
         <w:t xml:space="preserve">Each road piece is dated by the first GHSL epoch (1975–2020) in which its 100 m cell was at least 15% built. It is also classified by its 1986 land cover from the machine-learning land-cover map (Paper 2).</w:t>
       </w:r>
     </w:p>
-    <w:bookmarkEnd w:id="16"/>
-    <w:bookmarkStart w:id="17" w:name="X2befbbd2675a937e6d0f8fd382d78f58e6fbc8d"/>
+    <w:bookmarkEnd w:id="17"/>
+    <w:bookmarkStart w:id="18" w:name="X2befbbd2675a937e6d0f8fd382d78f58e6fbc8d"/>
     <w:p>
       <w:pPr>
         <w:pStyle w:val="Heading2"/>
       </w:pPr>
       <w:r>
-        <w:t xml:space="preserve">2.7 Uncertainty and the machine-learning emulator</w:t>
+        <w:t xml:space="preserve">3.7 Uncertainty and the machine-learning emulator</w:t>
       </w:r>
     </w:p>
     <w:p>
@@ -1883,14 +1909,14 @@
         <w:t xml:space="preserve">A gradient-boosting regression (Friedman 2001; scikit-learn, Pedregosa et al. 2011) was trained on the 400 draws to predict the siltation share and the total disruption from the 12 assumptions. It was evaluated by 5-fold cross-validation, and permutation importance (Breiman 2001) ranks the assumptions by their influence. The emulator is used only to explain the uncertainty. The attribution itself comes from the physically based scenarios.</w:t>
       </w:r>
     </w:p>
-    <w:bookmarkEnd w:id="17"/>
-    <w:bookmarkStart w:id="18" w:name="buildings-and-services"/>
+    <w:bookmarkEnd w:id="18"/>
+    <w:bookmarkStart w:id="19" w:name="buildings-and-services"/>
     <w:p>
       <w:pPr>
         <w:pStyle w:val="Heading2"/>
       </w:pPr>
       <w:r>
-        <w:t xml:space="preserve">2.8 Buildings and services</w:t>
+        <w:t xml:space="preserve">3.8 Buildings and services</w:t>
       </w:r>
     </w:p>
     <w:p>
@@ -1926,17 +1952,17 @@
         <w:t xml:space="preserve"> </w:t>
       </w:r>
       <w:r>
-        <w:t xml:space="preserve">OpenStreetMap hospitals (220) and schools (1,420); a facility is on flood-prone ground when its HAND is below the water level (0.5, 1, 2 m) within 300 m of a channel. Access to the nearest hospital is part of the network model (Section 2.4).</w:t>
-      </w:r>
-    </w:p>
-    <w:bookmarkEnd w:id="18"/>
-    <w:bookmarkStart w:id="19" w:name="validation"/>
+        <w:t xml:space="preserve">OpenStreetMap hospitals (220) and schools (1,420); a facility is on flood-prone ground when its HAND is below the water level (0.5, 1, 2 m) within 300 m of a channel. Access to the nearest hospital is part of the network model (Section 3.4).</w:t>
+      </w:r>
+    </w:p>
+    <w:bookmarkEnd w:id="19"/>
+    <w:bookmarkStart w:id="20" w:name="validation"/>
     <w:p>
       <w:pPr>
         <w:pStyle w:val="Heading2"/>
       </w:pPr>
       <w:r>
-        <w:t xml:space="preserve">2.9 Validation</w:t>
+        <w:t xml:space="preserve">3.9 Validation</w:t>
       </w:r>
     </w:p>
     <w:p>
@@ -1991,14 +2017,14 @@
         <w:t xml:space="preserve">Seventeen flood-prone road locations: those named from KCCA’s 2021 risk assessment (as listed in the Daily Monitor, 2023: Jinja Road at Game–Shoprite and at Banda, Lugogo Bypass, Kyambogo Junction, Kibuli Road, Mulago), the Observer’s list of roads often cut off (Queen’s Way, Ssebaana Kizito Road, Kabuusu, the Jinja Road roundabout), and the catalogue’s road floods. Twelve could be geocoded (OpenStreetMap Nominatim, or the catalogue’s positions). Report locations are approximate (±500 m), so the test asks whether reported spots lie closer to modelled impassable main road (10-year storm) than 5,000 random points on main roads do. We report the proximity AUC and a one-sided Mann–Whitney test (Mann and Whitney 1947).</w:t>
       </w:r>
     </w:p>
-    <w:bookmarkEnd w:id="19"/>
-    <w:bookmarkStart w:id="20" w:name="can-satellites-see-channel-condition"/>
+    <w:bookmarkEnd w:id="20"/>
+    <w:bookmarkStart w:id="21" w:name="can-satellites-see-channel-condition"/>
     <w:p>
       <w:pPr>
         <w:pStyle w:val="Heading2"/>
       </w:pPr>
       <w:r>
-        <w:t xml:space="preserve">2.10 Can satellites see channel condition?</w:t>
+        <w:t xml:space="preserve">3.10 Can satellites see channel condition?</w:t>
       </w:r>
     </w:p>
     <w:p>
@@ -2009,14 +2035,14 @@
         <w:t xml:space="preserve">To replace the uniform silt scenario with an observed one, we built Sentinel-2 dry-season median NDVI composites at 10 m for five seasons (2024–2026) and sampled the centreline of every channel stretch draining at least 3 km² (3,604 stretches, 262 km), and a band 30–60 m either side. We also ran a spatially varying silt scenario: depth lost = 10% + 40% × the stretch’s dumping-pressure percentile (OSM waste points and markets; mean ≈ 30%).</w:t>
       </w:r>
     </w:p>
-    <w:bookmarkEnd w:id="20"/>
-    <w:bookmarkStart w:id="21" w:name="valuing-disruption"/>
+    <w:bookmarkEnd w:id="21"/>
+    <w:bookmarkStart w:id="22" w:name="valuing-disruption"/>
     <w:p>
       <w:pPr>
         <w:pStyle w:val="Heading2"/>
       </w:pPr>
       <w:r>
-        <w:t xml:space="preserve">2.11 Valuing disruption</w:t>
+        <w:t xml:space="preserve">3.11 Valuing disruption</w:t>
       </w:r>
     </w:p>
     <w:p>
@@ -2024,27 +2050,27 @@
         <w:pStyle w:val="FirstParagraph"/>
       </w:pPr>
       <w:r>
-        <w:t xml:space="preserve">Annual value of lost access = people cut off (expected annual) × hours a crossing stays impassable (2–8 h, flash floods) × share of residents travelling during the event (30–70%) × value of travel time (US$0.5–1.8 per hour; no official Ugandan value exists, and the upper end follows a published Kampala productivity estimate). Extra minutes for those still connected are valued the same way. All terms were sampled jointly (20,000 draws). This is compared with avoided building damage (Section 3.8) and with KCCA’s road-and-drainage maintenance allocation (UGX 10 billion, about US$2.7 million a year).</w:t>
-      </w:r>
-    </w:p>
-    <w:bookmarkEnd w:id="21"/>
+        <w:t xml:space="preserve">Annual value of lost access = people cut off (expected annual) × hours a crossing stays impassable (2–8 h, flash floods) × share of residents travelling during the event (30–70%) × value of travel time (US$0.5–1.8 per hour; no official Ugandan value exists, and the upper end follows a published Kampala productivity estimate). Extra minutes for those still connected are valued the same way. All terms were sampled jointly (20,000 draws). This is compared with avoided building damage (Section 4.8) and with KCCA’s road-and-drainage maintenance allocation (UGX 10 billion, about US$2.7 million a year).</w:t>
+      </w:r>
+    </w:p>
     <w:bookmarkEnd w:id="22"/>
-    <w:bookmarkStart w:id="34" w:name="results"/>
+    <w:bookmarkEnd w:id="23"/>
+    <w:bookmarkStart w:id="35" w:name="results"/>
     <w:p>
       <w:pPr>
         <w:pStyle w:val="Heading1"/>
       </w:pPr>
       <w:r>
-        <w:t xml:space="preserve">3. Results</w:t>
-      </w:r>
-    </w:p>
-    <w:bookmarkStart w:id="23" w:name="where-roads-flood"/>
+        <w:t xml:space="preserve">4. Results</w:t>
+      </w:r>
+    </w:p>
+    <w:bookmarkStart w:id="24" w:name="where-roads-flood"/>
     <w:p>
       <w:pPr>
         <w:pStyle w:val="Heading2"/>
       </w:pPr>
       <w:r>
-        <w:t xml:space="preserve">3.1 Where roads flood</w:t>
+        <w:t xml:space="preserve">4.1 Where roads flood</w:t>
       </w:r>
     </w:p>
     <w:tbl>
@@ -2415,14 +2441,14 @@
         <w:t xml:space="preserve">Flooding concentrates on the Lubigi system (Bwaise, Kalerwe, the Northern Bypass), on the Nalukolongo (Kibuye–Natete), on the Nakivubo below the city centre, on the Kinawataka along Jinja Road, and on the southern streams crossed by Entebbe Road (Figs. kd46, kd48). In a 10-year storm with silted channels, the trip to the centre is on average 14 minutes longer, averaged over all residents. The figures for hospital access are almost identical.</w:t>
       </w:r>
     </w:p>
-    <w:bookmarkEnd w:id="23"/>
-    <w:bookmarkStart w:id="24" w:name="validation-1"/>
+    <w:bookmarkEnd w:id="24"/>
+    <w:bookmarkStart w:id="25" w:name="validation-1"/>
     <w:p>
       <w:pPr>
         <w:pStyle w:val="Heading2"/>
       </w:pPr>
       <w:r>
-        <w:t xml:space="preserve">3.2 Validation</w:t>
+        <w:t xml:space="preserve">4.2 Validation</w:t>
       </w:r>
     </w:p>
     <w:tbl>
@@ -3057,14 +3083,14 @@
         <w:t xml:space="preserve">At Banda and Kyambogo Junction the model places the water at the Kinawataka crossings 300–700 m away, not at the junction itself. Junction flooding there is partly from blocked roadside drains, which this model does not simulate.</w:t>
       </w:r>
     </w:p>
-    <w:bookmarkEnd w:id="24"/>
-    <w:bookmarkStart w:id="25" w:name="Xad036d2ce206fc05a6d3f5d5147141a2797f983"/>
+    <w:bookmarkEnd w:id="25"/>
+    <w:bookmarkStart w:id="26" w:name="Xad036d2ce206fc05a6d3f5d5147141a2797f983"/>
     <w:p>
       <w:pPr>
         <w:pStyle w:val="Heading2"/>
       </w:pPr>
       <w:r>
-        <w:t xml:space="preserve">3.3 Satellites cannot see the channels; where the silt sits does not matter</w:t>
+        <w:t xml:space="preserve">4.3 Satellites cannot see the channels; where the silt sits does not matter</w:t>
       </w:r>
     </w:p>
     <w:p>
@@ -3222,14 +3248,14 @@
         <w:t xml:space="preserve">Where the silt sits changes the answer very little.</w:t>
       </w:r>
     </w:p>
-    <w:bookmarkEnd w:id="25"/>
-    <w:bookmarkStart w:id="26" w:name="attribution-1"/>
+    <w:bookmarkEnd w:id="26"/>
+    <w:bookmarkStart w:id="27" w:name="attribution-1"/>
     <w:p>
       <w:pPr>
         <w:pStyle w:val="Heading2"/>
       </w:pPr>
       <w:r>
-        <w:t xml:space="preserve">3.4 Attribution</w:t>
+        <w:t xml:space="preserve">4.4 Attribution</w:t>
       </w:r>
     </w:p>
     <w:tbl>
@@ -3699,14 +3725,14 @@
         <w:t xml:space="preserve">With clean channels, climate change nearly doubles expected road disruption (30 → 57 km a year; 19,800 → 38,900 people cut off). With silted channels it adds only about 10%, because the system already fails in frequent storms. In other words, maintaining the drains is also what makes climate adaptation visible.</w:t>
       </w:r>
     </w:p>
-    <w:bookmarkEnd w:id="26"/>
-    <w:bookmarkStart w:id="27" w:name="how-much-silt-does-it-take"/>
+    <w:bookmarkEnd w:id="27"/>
+    <w:bookmarkStart w:id="28" w:name="how-much-silt-does-it-take"/>
     <w:p>
       <w:pPr>
         <w:pStyle w:val="Heading2"/>
       </w:pPr>
       <w:r>
-        <w:t xml:space="preserve">3.5 How much silt does it take?</w:t>
+        <w:t xml:space="preserve">4.5 How much silt does it take?</w:t>
       </w:r>
     </w:p>
     <w:tbl>
@@ -3908,14 +3934,14 @@
         <w:t xml:space="preserve">(Fig. kd52.) Even a light silting, a tenth of the channel depth plus a vegetated bed, accounts for most of the change. The conclusion does not depend on the assumed silt level.</w:t>
       </w:r>
     </w:p>
-    <w:bookmarkEnd w:id="27"/>
-    <w:bookmarkStart w:id="28" w:name="uncertainty-400-versions-of-the-model"/>
+    <w:bookmarkEnd w:id="28"/>
+    <w:bookmarkStart w:id="29" w:name="uncertainty-400-versions-of-the-model"/>
     <w:p>
       <w:pPr>
         <w:pStyle w:val="Heading2"/>
       </w:pPr>
       <w:r>
-        <w:t xml:space="preserve">3.6 Uncertainty: 400 versions of the model</w:t>
+        <w:t xml:space="preserve">4.6 Uncertainty: 400 versions of the model</w:t>
       </w:r>
     </w:p>
     <w:tbl>
@@ -4431,14 +4457,14 @@
         <w:t xml:space="preserve">Encroachment rises from 2% to a median 7% once buildings are allowed to block more than their footprint. This supports the view that the main run understates it.</w:t>
       </w:r>
     </w:p>
-    <w:bookmarkEnd w:id="28"/>
-    <w:bookmarkStart w:id="29" w:name="the-crossings-to-clear-first"/>
+    <w:bookmarkEnd w:id="29"/>
+    <w:bookmarkStart w:id="30" w:name="the-crossings-to-clear-first"/>
     <w:p>
       <w:pPr>
         <w:pStyle w:val="Heading2"/>
       </w:pPr>
       <w:r>
-        <w:t xml:space="preserve">3.7 The crossings to clear first</w:t>
+        <w:t xml:space="preserve">4.7 The crossings to clear first</w:t>
       </w:r>
     </w:p>
     <w:p>
@@ -5114,14 +5140,14 @@
         <w:t xml:space="preserve">.</w:t>
       </w:r>
     </w:p>
-    <w:bookmarkEnd w:id="29"/>
-    <w:bookmarkStart w:id="30" w:name="Xfd86759a6a4a4b13c773d841e683b92b0c00031"/>
+    <w:bookmarkEnd w:id="30"/>
+    <w:bookmarkStart w:id="31" w:name="Xfd86759a6a4a4b13c773d841e683b92b0c00031"/>
     <w:p>
       <w:pPr>
         <w:pStyle w:val="Heading2"/>
       </w:pPr>
       <w:r>
-        <w:t xml:space="preserve">3.8 Buildings: the same silt multiplies damage</w:t>
+        <w:t xml:space="preserve">4.8 Buildings: the same silt multiplies damage</w:t>
       </w:r>
     </w:p>
     <w:tbl>
@@ -5881,14 +5907,14 @@
         <w:t xml:space="preserve">The channels most worth keeping clear for buildings are the Nakivubo Channel (US$1.1 m a year), the lower Lubigi (0.66 m), Kibira A (0.44 m), the Nabuny zone A drain (0.44 m) and the Lukuli–Nanganda drain (0.38 m). The building and road rankings agree on the Nakivubo and lower Lubigi.</w:t>
       </w:r>
     </w:p>
-    <w:bookmarkEnd w:id="30"/>
-    <w:bookmarkStart w:id="31" w:name="hospitals-and-schools"/>
+    <w:bookmarkEnd w:id="31"/>
+    <w:bookmarkStart w:id="32" w:name="hospitals-and-schools"/>
     <w:p>
       <w:pPr>
         <w:pStyle w:val="Heading2"/>
       </w:pPr>
       <w:r>
-        <w:t xml:space="preserve">3.9 Hospitals and schools</w:t>
+        <w:t xml:space="preserve">4.9 Hospitals and schools</w:t>
       </w:r>
     </w:p>
     <w:p>
@@ -5899,14 +5925,14 @@
         <w:t xml:space="preserve">In an average year with silted channels, about 118,000 people are cut off from every hospital at some point, against about 20,000 with clean channels; the shares attributable to each driver are almost identical to those for the city centre (siltation 86%). Facilities themselves are exposed too: at a water level 1 m above the drains, 3 hospitals and 70 schools sit on flood-prone ground; at 2 m, 11 hospitals and 118 schools. Hospitals on flood-prone ground need flood-proofed access and backup routes, and schools need rain-triggered closure or shelter-in-place protocols.</w:t>
       </w:r>
     </w:p>
-    <w:bookmarkEnd w:id="31"/>
-    <w:bookmarkStart w:id="32" w:name="what-it-costs"/>
+    <w:bookmarkEnd w:id="32"/>
+    <w:bookmarkStart w:id="33" w:name="what-it-costs"/>
     <w:p>
       <w:pPr>
         <w:pStyle w:val="Heading2"/>
       </w:pPr>
       <w:r>
-        <w:t xml:space="preserve">3.10 What it costs</w:t>
+        <w:t xml:space="preserve">4.10 What it costs</w:t>
       </w:r>
     </w:p>
     <w:tbl>
@@ -6002,7 +6028,7 @@
               <w:pStyle w:val="Compact"/>
             </w:pPr>
             <w:r>
-              <w:t xml:space="preserve">Building damage (Section 3.8)</w:t>
+              <w:t xml:space="preserve">Building damage (Section 4.8)</w:t>
             </w:r>
           </w:p>
         </w:tc>
@@ -6110,14 +6136,14 @@
         <w:t xml:space="preserve">Travel losses are modest on their own because floods are short and the network offers detours. Building damage dominates. Together, the losses avoided by clean channels are about 6.6 times what KCCA is allocated for maintaining roads and drains. Even the low end of the range (about US$9 million) is more than three times that allocation. These are lower bounds: they exclude lost trade, goods, health effects, deaths and the cost of emergency response.</w:t>
       </w:r>
     </w:p>
-    <w:bookmarkEnd w:id="32"/>
-    <w:bookmarkStart w:id="33" w:name="how-the-exposure-was-built"/>
+    <w:bookmarkEnd w:id="33"/>
+    <w:bookmarkStart w:id="34" w:name="how-the-exposure-was-built"/>
     <w:p>
       <w:pPr>
         <w:pStyle w:val="Heading2"/>
       </w:pPr>
       <w:r>
-        <w:t xml:space="preserve">3.11 How the exposure was built</w:t>
+        <w:t xml:space="preserve">4.11 How the exposure was built</w:t>
       </w:r>
     </w:p>
     <w:p>
@@ -6128,20 +6154,19 @@
         <w:t xml:space="preserve">Kampala’s urban road network grew from 2,127 km (1975) to 5,262 km (2020). The share on low ground beside channels stayed near 6%, but its length more than doubled, from 141 to 315 km (Fig. kd47). 526 km of today’s road sits on valley floor that was wetland or bush in 1986. Of the road impassable in a 10-year storm with clean channels, 68% lies on such former wetland. At Lubigi, the Northern Bypass and its feeder roads were built across what was open wetland in 1986 (Fig. kd49).</w:t>
       </w:r>
     </w:p>
-    <w:bookmarkEnd w:id="33"/>
     <w:bookmarkEnd w:id="34"/>
-    <w:bookmarkStart w:id="35" w:name="discussion"/>
+    <w:bookmarkEnd w:id="35"/>
+    <w:bookmarkStart w:id="36" w:name="discussion"/>
     <w:p>
       <w:pPr>
         <w:pStyle w:val="Heading1"/>
       </w:pPr>
       <w:r>
-        <w:t xml:space="preserve">4. Discussion</w:t>
-      </w:r>
-    </w:p>
-    <w:p>
-      <w:pPr>
-        <w:pStyle w:val="Compact"/>
+        <w:t xml:space="preserve">5. Discussion</w:t>
+      </w:r>
+    </w:p>
+    <w:p>
+      <w:pPr>
         <w:numPr>
           <w:ilvl w:val="0"/>
           <w:numId w:val="1006"/>
@@ -6152,18 +6177,17 @@
           <w:b/>
           <w:bCs/>
         </w:rPr>
-        <w:t xml:space="preserve">A maintenance problem first.</w:t>
-      </w:r>
-      <w:r>
-        <w:t xml:space="preserve"> </w:t>
-      </w:r>
-      <w:r>
-        <w:t xml:space="preserve">The single largest lever on Kampala’s road flooding is the condition of its channels and culverts, not rainfall. A city that keeps its channels clear avoids roughly five-sixths of the disruption that has built up since 1990. This shifts the policy conversation from climate-proofing roads to funding routine desilting, trash screens and culvert clearing before every rainy season.</w:t>
-      </w:r>
-    </w:p>
-    <w:p>
-      <w:pPr>
-        <w:pStyle w:val="Compact"/>
+        <w:t xml:space="preserve">Why silt dominates.</w:t>
+      </w:r>
+      <w:r>
+        <w:t xml:space="preserve"> </w:t>
+      </w:r>
+      <w:r>
+        <w:t xml:space="preserve">A channel sized for its 1990 flow has little margin. Paving since then has taken some of that margin, but silt takes more: a 30% loss of depth with a rougher, vegetated bed halves the channel’s capacity, while three decades of paving raised the 10-year flow by a median 17% (Paper 1). Silt also acts first on frequent storms, which is why it dominates the expected annual figures that budgets should use.</w:t>
+      </w:r>
+    </w:p>
+    <w:p>
+      <w:pPr>
         <w:numPr>
           <w:ilvl w:val="0"/>
           <w:numId w:val="1006"/>
@@ -6174,18 +6198,17 @@
           <w:b/>
           <w:bCs/>
         </w:rPr>
-        <w:t xml:space="preserve">But maintenance is not enough everywhere.</w:t>
-      </w:r>
-      <w:r>
-        <w:t xml:space="preserve"> </w:t>
-      </w:r>
-      <w:r>
-        <w:t xml:space="preserve">Paving has made 1990-sized channels too small for the 10-year storm, and crossings like Bwaise Roundabout flood every 5 years even when clean. These need larger culverts, upstream detention and protection of the remaining wetland (Paper 2).</w:t>
-      </w:r>
-    </w:p>
-    <w:p>
-      <w:pPr>
-        <w:pStyle w:val="Compact"/>
+        <w:t xml:space="preserve">A maintenance problem first.</w:t>
+      </w:r>
+      <w:r>
+        <w:t xml:space="preserve"> </w:t>
+      </w:r>
+      <w:r>
+        <w:t xml:space="preserve">The single largest lever on Kampala’s road flooding is the condition of its channels and culverts, not rainfall. A city that keeps its channels clear avoids roughly five-sixths of the disruption that has built up since 1990. This shifts the policy conversation from climate-proofing roads to funding routine desilting, trash screens and culvert clearing before every rainy season.</w:t>
+      </w:r>
+    </w:p>
+    <w:p>
+      <w:pPr>
         <w:numPr>
           <w:ilvl w:val="0"/>
           <w:numId w:val="1006"/>
@@ -6196,18 +6219,17 @@
           <w:b/>
           <w:bCs/>
         </w:rPr>
-        <w:t xml:space="preserve">The reports point to silt too.</w:t>
-      </w:r>
-      <w:r>
-        <w:t xml:space="preserve"> </w:t>
-      </w:r>
-      <w:r>
-        <w:t xml:space="preserve">The flood-prone roads people report fit the silted model clearly better than the clean one (AUC 0.80 vs 0.70). Satellites cannot measure silt in Kampala’s narrow channels, but the pattern of reported flooding is what silted channels would produce.</w:t>
-      </w:r>
-    </w:p>
-    <w:p>
-      <w:pPr>
-        <w:pStyle w:val="Compact"/>
+        <w:t xml:space="preserve">But maintenance is not enough everywhere.</w:t>
+      </w:r>
+      <w:r>
+        <w:t xml:space="preserve"> </w:t>
+      </w:r>
+      <w:r>
+        <w:t xml:space="preserve">Paving has made 1990-sized channels too small for the 10-year storm, and crossings like Bwaise Roundabout flood every 5 years even when clean. These need larger culverts, upstream detention and protection of the remaining wetland (Paper 2).</w:t>
+      </w:r>
+    </w:p>
+    <w:p>
+      <w:pPr>
         <w:numPr>
           <w:ilvl w:val="0"/>
           <w:numId w:val="1006"/>
@@ -6218,18 +6240,17 @@
           <w:b/>
           <w:bCs/>
         </w:rPr>
-        <w:t xml:space="preserve">Roads and buildings point to the same channels.</w:t>
-      </w:r>
-      <w:r>
-        <w:t xml:space="preserve"> </w:t>
-      </w:r>
-      <w:r>
-        <w:t xml:space="preserve">The crossings that matter most for the network and the channels where desilting avoids most building damage overlap on the Nakivubo and lower Lubigi, so one pre-season maintenance list serves both.</w:t>
-      </w:r>
-    </w:p>
-    <w:p>
-      <w:pPr>
-        <w:pStyle w:val="Compact"/>
+        <w:t xml:space="preserve">The reports point to silt too.</w:t>
+      </w:r>
+      <w:r>
+        <w:t xml:space="preserve"> </w:t>
+      </w:r>
+      <w:r>
+        <w:t xml:space="preserve">The flood-prone roads people report fit the silted model clearly better than the clean one (AUC 0.80 vs 0.70). Satellites cannot measure silt in Kampala’s narrow channels, but the pattern of reported flooding is what silted channels would produce.</w:t>
+      </w:r>
+    </w:p>
+    <w:p>
+      <w:pPr>
         <w:numPr>
           <w:ilvl w:val="0"/>
           <w:numId w:val="1006"/>
@@ -6240,18 +6261,17 @@
           <w:b/>
           <w:bCs/>
         </w:rPr>
-        <w:t xml:space="preserve">The economics are lopsided.</w:t>
-      </w:r>
-      <w:r>
-        <w:t xml:space="preserve"> </w:t>
-      </w:r>
-      <w:r>
-        <w:t xml:space="preserve">Losses avoided by clean channels are several times the maintenance allocation, so under-funding desilting is a false economy.</w:t>
-      </w:r>
-    </w:p>
-    <w:p>
-      <w:pPr>
-        <w:pStyle w:val="Compact"/>
+        <w:t xml:space="preserve">Roads and buildings point to the same channels.</w:t>
+      </w:r>
+      <w:r>
+        <w:t xml:space="preserve"> </w:t>
+      </w:r>
+      <w:r>
+        <w:t xml:space="preserve">The crossings that matter most for the network and the channels where desilting avoids most building damage overlap on the Nakivubo and lower Lubigi, so one pre-season maintenance list serves both.</w:t>
+      </w:r>
+    </w:p>
+    <w:p>
+      <w:pPr>
         <w:numPr>
           <w:ilvl w:val="0"/>
           <w:numId w:val="1006"/>
@@ -6262,18 +6282,17 @@
           <w:b/>
           <w:bCs/>
         </w:rPr>
-        <w:t xml:space="preserve">Climate adaptation depends on maintenance.</w:t>
-      </w:r>
-      <w:r>
-        <w:t xml:space="preserve"> </w:t>
-      </w:r>
-      <w:r>
-        <w:t xml:space="preserve">Climate change matters most for a well-maintained system. Investing in climate-resilient road drainage without a maintenance regime would see its benefits masked by silt.</w:t>
-      </w:r>
-    </w:p>
-    <w:p>
-      <w:pPr>
-        <w:pStyle w:val="Compact"/>
+        <w:t xml:space="preserve">The economics are lopsided.</w:t>
+      </w:r>
+      <w:r>
+        <w:t xml:space="preserve"> </w:t>
+      </w:r>
+      <w:r>
+        <w:t xml:space="preserve">Losses avoided by clean channels are several times the maintenance allocation, so under-funding desilting is a false economy.</w:t>
+      </w:r>
+    </w:p>
+    <w:p>
+      <w:pPr>
         <w:numPr>
           <w:ilvl w:val="0"/>
           <w:numId w:val="1006"/>
@@ -6284,18 +6303,17 @@
           <w:b/>
           <w:bCs/>
         </w:rPr>
-        <w:t xml:space="preserve">Targeting.</w:t>
-      </w:r>
-      <w:r>
-        <w:t xml:space="preserve"> </w:t>
-      </w:r>
-      <w:r>
-        <w:t xml:space="preserve">The crossing ranking gives KCCA and UNRA a short list where pre-season desilting buys the most network function. Each of the top five crossings carries the fastest route into town for 200,000 to 1.1 million residents (these route counts overlap and cannot be summed).</w:t>
-      </w:r>
-    </w:p>
-    <w:p>
-      <w:pPr>
-        <w:pStyle w:val="Compact"/>
+        <w:t xml:space="preserve">Climate adaptation depends on maintenance.</w:t>
+      </w:r>
+      <w:r>
+        <w:t xml:space="preserve"> </w:t>
+      </w:r>
+      <w:r>
+        <w:t xml:space="preserve">Climate change matters most for a well-maintained system. Investing in climate-resilient road drainage without a maintenance regime would see its benefits masked by silt.</w:t>
+      </w:r>
+    </w:p>
+    <w:p>
+      <w:pPr>
         <w:numPr>
           <w:ilvl w:val="0"/>
           <w:numId w:val="1006"/>
@@ -6306,6 +6324,27 @@
           <w:b/>
           <w:bCs/>
         </w:rPr>
+        <w:t xml:space="preserve">Targeting.</w:t>
+      </w:r>
+      <w:r>
+        <w:t xml:space="preserve"> </w:t>
+      </w:r>
+      <w:r>
+        <w:t xml:space="preserve">The crossing ranking gives KCCA and UNRA a short list where pre-season desilting buys the most network function. Each of the top five crossings carries the fastest route into town for 200,000 to 1.1 million residents (these route counts overlap and cannot be summed).</w:t>
+      </w:r>
+    </w:p>
+    <w:p>
+      <w:pPr>
+        <w:numPr>
+          <w:ilvl w:val="0"/>
+          <w:numId w:val="1006"/>
+        </w:numPr>
+      </w:pPr>
+      <w:r>
+        <w:rPr>
+          <w:b/>
+          <w:bCs/>
+        </w:rPr>
         <w:t xml:space="preserve">Planning.</w:t>
       </w:r>
       <w:r>
@@ -6317,7 +6356,6 @@
     </w:p>
     <w:p>
       <w:pPr>
-        <w:pStyle w:val="Compact"/>
         <w:numPr>
           <w:ilvl w:val="0"/>
           <w:numId w:val="1006"/>
@@ -6526,14 +6564,14 @@
         <w:t xml:space="preserve">Street-level imagery could fill this gap with computer vision: measuring culvert openings and detecting blockage at the ranked crossings. Open street-level archives are thin in Kampala, though: KartaView has a photo within 60 m of only 2 of the top 60 crossings, and Mapillary was not accessible for this study. A culvert inventory from KCCA or UNRA would be the most direct way to close this gap.</w:t>
       </w:r>
     </w:p>
-    <w:bookmarkEnd w:id="35"/>
-    <w:bookmarkStart w:id="36" w:name="conclusion"/>
+    <w:bookmarkEnd w:id="36"/>
+    <w:bookmarkStart w:id="37" w:name="conclusion"/>
     <w:p>
       <w:pPr>
         <w:pStyle w:val="Heading1"/>
       </w:pPr>
       <w:r>
-        <w:t xml:space="preserve">5. Conclusion</w:t>
+        <w:t xml:space="preserve">6. Conclusion</w:t>
       </w:r>
     </w:p>
     <w:p>
@@ -6544,8 +6582,8 @@
         <w:t xml:space="preserve">Most of the growth in Kampala’s road flooding since 1990 comes from silted channels, not storms. Siltation explains more than four-fifths of the increase in impassable road and in people cut off. Paving explains most of the rest, and climate change adds less than a tenth by the 2050s. Keeping a short list of channel crossings clear would restore much of the network’s function in ordinary storms. The method uses only open data and can be applied to any city with a road map and a terrain model.</w:t>
       </w:r>
     </w:p>
-    <w:bookmarkEnd w:id="36"/>
-    <w:bookmarkStart w:id="37" w:name="data-and-code-availability"/>
+    <w:bookmarkEnd w:id="37"/>
+    <w:bookmarkStart w:id="38" w:name="data-and-code-availability"/>
     <w:p>
       <w:pPr>
         <w:pStyle w:val="Heading1"/>
@@ -6691,8 +6729,8 @@
         <w:t xml:space="preserve">.</w:t>
       </w:r>
     </w:p>
-    <w:bookmarkEnd w:id="37"/>
-    <w:bookmarkStart w:id="38" w:name="figures"/>
+    <w:bookmarkEnd w:id="38"/>
+    <w:bookmarkStart w:id="39" w:name="figures"/>
     <w:p>
       <w:pPr>
         <w:pStyle w:val="Heading1"/>
@@ -6710,7 +6748,7 @@
         </w:numPr>
       </w:pPr>
       <w:r>
-        <w:t xml:space="preserve">kd45: every road in Kampala over shaded relief.</w:t>
+        <w:t xml:space="preserve">cm4: study area: road network, bridge-less crossings, hospitals, validation spots.</w:t>
       </w:r>
     </w:p>
     <w:p>
@@ -6722,7 +6760,7 @@
         </w:numPr>
       </w:pPr>
       <w:r>
-        <w:t xml:space="preserve">kd46: roads impassable in a 10-year storm, clean vs silted, with reported road floods.</w:t>
+        <w:t xml:space="preserve">fw4: attribution design.</w:t>
       </w:r>
     </w:p>
     <w:p>
@@ -6734,7 +6772,7 @@
         </w:numPr>
       </w:pPr>
       <w:r>
-        <w:t xml:space="preserve">kd47: roads on the valley floors by urbanisation epoch; low-ground road km 1975–2020; expected impassable road-km by state.</w:t>
+        <w:t xml:space="preserve">kd45: every road in Kampala over shaded relief.</w:t>
       </w:r>
     </w:p>
     <w:p>
@@ -6746,7 +6784,7 @@
         </w:numPr>
       </w:pPr>
       <w:r>
-        <w:t xml:space="preserve">kd48: satellite close-ups at Lubigi, Bwaise, Kyambogo–Banda and Entebbe Road.</w:t>
+        <w:t xml:space="preserve">kd46: roads impassable in a 10-year storm, clean vs silted, with reported road floods.</w:t>
       </w:r>
     </w:p>
     <w:p>
@@ -6758,7 +6796,7 @@
         </w:numPr>
       </w:pPr>
       <w:r>
-        <w:t xml:space="preserve">kd49: today’s roads drawn on the 1986 landscape at Lubigi.</w:t>
+        <w:t xml:space="preserve">kd47: roads on the valley floors by urbanisation epoch; low-ground road km 1975–2020; expected impassable road-km by state.</w:t>
       </w:r>
     </w:p>
     <w:p>
@@ -6770,7 +6808,7 @@
         </w:numPr>
       </w:pPr>
       <w:r>
-        <w:t xml:space="preserve">kd50: Shapley attribution, today and 2050s; the 2-year storm, clean vs silted.</w:t>
+        <w:t xml:space="preserve">kd48: satellite close-ups at Lubigi, Bwaise, Kyambogo–Banda and Entebbe Road.</w:t>
       </w:r>
     </w:p>
     <w:p>
@@ -6782,7 +6820,7 @@
         </w:numPr>
       </w:pPr>
       <w:r>
-        <w:t xml:space="preserve">kd51: the crossings to desilt first.</w:t>
+        <w:t xml:space="preserve">kd49: today’s roads drawn on the 1986 landscape at Lubigi.</w:t>
       </w:r>
     </w:p>
     <w:p>
@@ -6794,7 +6832,7 @@
         </w:numPr>
       </w:pPr>
       <w:r>
-        <w:t xml:space="preserve">kd52: sensitivity of the attribution to the silt level.</w:t>
+        <w:t xml:space="preserve">kd50: Shapley attribution, today and 2050s; the 2-year storm, clean vs silted.</w:t>
       </w:r>
     </w:p>
     <w:p>
@@ -6806,7 +6844,7 @@
         </w:numPr>
       </w:pPr>
       <w:r>
-        <w:t xml:space="preserve">kd53: Monte Carlo uncertainty (400 draws) and the emulator’s ranking of assumptions.</w:t>
+        <w:t xml:space="preserve">kd51: the crossings to desilt first.</w:t>
       </w:r>
     </w:p>
     <w:p>
@@ -6818,7 +6856,7 @@
         </w:numPr>
       </w:pPr>
       <w:r>
-        <w:t xml:space="preserve">kd54: validation against flood-prone roads from KCCA, the press and the flood catalogue.</w:t>
+        <w:t xml:space="preserve">kd52: sensitivity of the attribution to the silt level.</w:t>
       </w:r>
     </w:p>
     <w:p>
@@ -6830,7 +6868,7 @@
         </w:numPr>
       </w:pPr>
       <w:r>
-        <w:t xml:space="preserve">kd39: building damage per storm, clean vs silted; avoided damage per km by system.</w:t>
+        <w:t xml:space="preserve">kd53: Monte Carlo uncertainty (400 draws) and the emulator’s ranking of assumptions.</w:t>
       </w:r>
     </w:p>
     <w:p>
@@ -6842,11 +6880,35 @@
         </w:numPr>
       </w:pPr>
       <w:r>
+        <w:t xml:space="preserve">kd54: validation against flood-prone roads from KCCA, the press and the flood catalogue.</w:t>
+      </w:r>
+    </w:p>
+    <w:p>
+      <w:pPr>
+        <w:pStyle w:val="Compact"/>
+        <w:numPr>
+          <w:ilvl w:val="0"/>
+          <w:numId w:val="1008"/>
+        </w:numPr>
+      </w:pPr>
+      <w:r>
+        <w:t xml:space="preserve">kd39: building damage per storm, clean vs silted; avoided damage per km by system.</w:t>
+      </w:r>
+    </w:p>
+    <w:p>
+      <w:pPr>
+        <w:pStyle w:val="Compact"/>
+        <w:numPr>
+          <w:ilvl w:val="0"/>
+          <w:numId w:val="1008"/>
+        </w:numPr>
+      </w:pPr>
+      <w:r>
         <w:t xml:space="preserve">kd32–kd33 (supplement): access to hospitals under water-level scenarios.</w:t>
       </w:r>
     </w:p>
-    <w:bookmarkEnd w:id="38"/>
-    <w:bookmarkStart w:id="39" w:name="references"/>
+    <w:bookmarkEnd w:id="39"/>
+    <w:bookmarkStart w:id="40" w:name="references"/>
     <w:p>
       <w:pPr>
         <w:pStyle w:val="Heading1"/>
@@ -7674,7 +7736,7 @@
         <w:t xml:space="preserve">).</w:t>
       </w:r>
     </w:p>
-    <w:bookmarkEnd w:id="39"/>
+    <w:bookmarkEnd w:id="40"/>
     <w:sectPr>
       <w:footnotePr>
         <w:numRestart w:val="eachSect"/>
